--- a/documentacion_proyecto/Parado_Automatico_Ideas.docx
+++ b/documentacion_proyecto/Parado_Automatico_Ideas.docx
@@ -48,7 +48,7 @@
           <w:sz w:val="19"/>
           <w:szCs w:val="19"/>
         </w:rPr>
-        <w:t xml:space="preserve">Qué conviene hacer, con qué prioridad y por qué · Equipo N.º 5 · Septiembre 2026</w:t>
+        <w:t xml:space="preserve">Qué conviene hacer, con qué prioridad y por qué · Equipo N.º 5 · Octubre 2026</w:t>
       </w:r>
     </w:p>
     <w:p>
@@ -238,7 +238,7 @@
           <w:sz w:val="22"/>
           <w:szCs w:val="22"/>
         </w:rPr>
-        <w:t xml:space="preserve">instalar el sensor y definir su punto de montaje con el telar en marcha.</w:t>
+        <w:t xml:space="preserve">conectar el sensor, que ya está montado sobre su eje (10/09/2026) y se probó en protoboard (10/10/2026), y validar el conteo.</w:t>
       </w:r>
     </w:p>
     <w:p>
@@ -352,7 +352,7 @@
           <w:sz w:val="22"/>
           <w:szCs w:val="22"/>
         </w:rPr>
-        <w:t xml:space="preserve">un campo de objetivo en la base de datos, un input en la web y una condición en el firmware.</w:t>
+        <w:t xml:space="preserve">el campo del objetivo ya está en la base de datos (pasadas_objetivo); faltan un campo en la web y una condición en el firmware.</w:t>
       </w:r>
     </w:p>
     <w:p>
@@ -489,7 +489,7 @@
           <w:sz w:val="22"/>
           <w:szCs w:val="22"/>
         </w:rPr>
-        <w:t xml:space="preserve">casi nada. El historial ya guarda posición y pasadas; hay que sumarle el objetivo.</w:t>
+        <w:t xml:space="preserve">casi nada. El historial ya guarda la posición, las pasadas y el objetivo; falta usarlo.</w:t>
       </w:r>
     </w:p>
     <w:p>
@@ -629,7 +629,7 @@
           <w:sz w:val="22"/>
           <w:szCs w:val="22"/>
         </w:rPr>
-        <w:t xml:space="preserve">medio. La información ya está; falta la pantalla que la muestre.</w:t>
+        <w:t xml:space="preserve">medio. Las estadísticas por dibujo ya están en la Biblioteca (veces tejido, pasadas, metros y horas de máquina); faltan las de la máquina por período y la comparación entre telares.</w:t>
       </w:r>
     </w:p>
     <w:p>
@@ -772,7 +772,7 @@
                 <w:sz w:val="18"/>
                 <w:szCs w:val="18"/>
               </w:rPr>
-              <w:t xml:space="preserve">Requiere conocer los metros consumidos por pasada de cada hilo, un dato que hoy no se mide. Es útil, pero descansa sobre un cálculo que primero hay que validar en la máquina.</w:t>
+              <w:t xml:space="preserve">Ya hay una primera versión: con el hilado cargado en la ficha del dibujo, la web muestra lo usado, lo que queda y los metros que faltan, calculados con los metros por pasada. Falta validarla en la máquina y sumar la urdimbre.</w:t>
             </w:r>
           </w:p>
         </w:tc>
@@ -1079,7 +1079,7 @@
           <w:sz w:val="22"/>
           <w:szCs w:val="22"/>
         </w:rPr>
-        <w:t xml:space="preserve">Todas estas funciones son razonables y ninguna es técnicamente difícil. El riesgo no está en la complejidad sino en el orden: agregarlas antes de que el Nivel 1 esté instalado y funcionando en la planta pondría en riesgo la entrega comprometida.</w:t>
+        <w:t xml:space="preserve">Todas estas funciones son razonables y ninguna es técnicamente difícil. El riesgo no está en la complejidad sino en el orden: agregarlas antes de que el Nivel 2 esté instalado y el conteo validado pondría en riesgo la entrega comprometida.</w:t>
       </w:r>
     </w:p>
     <w:p>

--- a/documentacion_proyecto/Parado_Automatico_Ideas.docx
+++ b/documentacion_proyecto/Parado_Automatico_Ideas.docx
@@ -839,7 +839,7 @@
                 <w:sz w:val="18"/>
                 <w:szCs w:val="18"/>
               </w:rPr>
-              <w:t xml:space="preserve">Acceso remoto y multiusuario</w:t>
+              <w:t xml:space="preserve">Acceso remoto</w:t>
             </w:r>
           </w:p>
         </w:tc>
@@ -860,7 +860,7 @@
                 <w:sz w:val="18"/>
                 <w:szCs w:val="18"/>
               </w:rPr>
-              <w:t xml:space="preserve">La arquitectura ya lo contempla, pero abrir el sistema fuera de la planta agrega superficie de seguridad que conviene atender cuando lo básico esté estable.</w:t>
+              <w:t xml:space="preserve">La arquitectura ya lo contempla (cada persona entra con su usuario y su huella), pero cobra sentido recién cuando el sistema esté validado en producción. El acceso multiusuario ya está resuelto.</w:t>
             </w:r>
           </w:p>
         </w:tc>
@@ -993,7 +993,7 @@
           <w:sz w:val="22"/>
           <w:szCs w:val="22"/>
         </w:rPr>
-        <w:t xml:space="preserve">a la base de datos y a la web, mostrando el avance en pantalla pero sin parar la máquina todavía.</w:t>
+        <w:t xml:space="preserve">a la web (la base ya tiene el campo pasadas_objetivo), mostrando el avance en pantalla pero sin parar la máquina todavía.</w:t>
       </w:r>
     </w:p>
     <w:p>

--- a/documentacion_proyecto/Parado_Automatico_Ideas.docx
+++ b/documentacion_proyecto/Parado_Automatico_Ideas.docx
@@ -135,7 +135,7 @@
           <w:sz w:val="22"/>
           <w:szCs w:val="22"/>
         </w:rPr>
-        <w:t xml:space="preserve">. El sensor de pasada del Bloque C cuenta lo mismo que el contador mecánico, pero digital, y el relé de Pausa ya está instalado y probado. La parada automática no necesita hardware nuevo: es una condición en el firmware y un campo en la base de datos.</w:t>
+        <w:t xml:space="preserve">. El sensor de pasada del Bloque C cuenta lo mismo que el contador mecánico, pero digital, y el relé de Pausa ya está instalado y probado. La parada automática no necesita hardware nuevo: la base de datos ya guarda el objetivo (pasadas_objetivo), y faltan una condición en el firmware y un campo en la web.</w:t>
       </w:r>
     </w:p>
     <w:p>

--- a/documentacion_proyecto/Parado_Automatico_Ideas.docx
+++ b/documentacion_proyecto/Parado_Automatico_Ideas.docx
@@ -238,7 +238,7 @@
           <w:sz w:val="22"/>
           <w:szCs w:val="22"/>
         </w:rPr>
-        <w:t xml:space="preserve">conectar el sensor, que ya está montado sobre su eje (10/09/2026) y se probó en protoboard (10/10/2026), y validar el conteo.</w:t>
+        <w:t xml:space="preserve">el sensor ya está montado sobre su eje (10/09/2026), se probó en protoboard (10/10/2026) y se conectó y se calibró en el telar (17/10/2026); falta pasarlo a la plaqueta y validar el conteo.</w:t>
       </w:r>
     </w:p>
     <w:p>

--- a/documentacion_proyecto/Parado_Automatico_Ideas.docx
+++ b/documentacion_proyecto/Parado_Automatico_Ideas.docx
@@ -957,15 +957,15 @@
           <w:sz w:val="22"/>
           <w:szCs w:val="22"/>
         </w:rPr>
-        <w:t xml:space="preserve">Instalar el sensor de pasada </w:t>
-      </w:r>
-      <w:r>
-        <w:rPr>
-          <w:rFonts w:ascii="IBM Plex Sans" w:cs="IBM Plex Sans" w:eastAsia="IBM Plex Sans" w:hAnsi="IBM Plex Sans"/>
-          <w:sz w:val="22"/>
-          <w:szCs w:val="22"/>
-        </w:rPr>
-        <w:t xml:space="preserve">y verificar que el conteo digital coincida con el contador mecánico del telar durante una jornada completa. Sin esa comprobación, todo lo demás se construye sobre un número que no se sabe si es correcto.</w:t>
+        <w:t xml:space="preserve">Terminar de instalar el sensor de pasada </w:t>
+      </w:r>
+      <w:r>
+        <w:rPr>
+          <w:rFonts w:ascii="IBM Plex Sans" w:cs="IBM Plex Sans" w:eastAsia="IBM Plex Sans" w:hAnsi="IBM Plex Sans"/>
+          <w:sz w:val="22"/>
+          <w:szCs w:val="22"/>
+        </w:rPr>
+        <w:t xml:space="preserve">(ya conectado y calibrado en el telar el 17/10/2026) y verificar que el conteo digital coincida con el contador mecánico del telar durante una jornada completa. Sin esa comprobación, todo lo demás se construye sobre un número que no se sabe si es correcto.</w:t>
       </w:r>
     </w:p>
     <w:p>

--- a/documentacion_proyecto/Parado_Automatico_Ideas.docx
+++ b/documentacion_proyecto/Parado_Automatico_Ideas.docx
@@ -19,6 +19,7 @@
     </w:p>
     <w:p>
       <w:pPr>
+        <w:keepNext/>
         <w:spacing w:after="40"/>
         <w:jc w:val="center"/>
       </w:pPr>
@@ -67,6 +68,7 @@
     <w:p>
       <w:pPr>
         <w:pStyle w:val="Heading1"/>
+        <w:keepNext/>
         <w:spacing w:after="140" w:before="280"/>
       </w:pPr>
       <w:r>
@@ -141,6 +143,7 @@
     <w:p>
       <w:pPr>
         <w:pStyle w:val="Heading1"/>
+        <w:keepNext/>
         <w:spacing w:after="140" w:before="280"/>
       </w:pPr>
       <w:r>
@@ -158,6 +161,7 @@
     <w:p>
       <w:pPr>
         <w:pStyle w:val="Heading2"/>
+        <w:keepNext/>
         <w:spacing w:after="140" w:before="280"/>
       </w:pPr>
       <w:r>
@@ -272,6 +276,7 @@
     <w:p>
       <w:pPr>
         <w:pStyle w:val="Heading2"/>
+        <w:keepNext/>
         <w:spacing w:after="140" w:before="280"/>
       </w:pPr>
       <w:r>
@@ -409,6 +414,7 @@
     <w:p>
       <w:pPr>
         <w:pStyle w:val="Heading2"/>
+        <w:keepNext/>
         <w:spacing w:after="140" w:before="280"/>
       </w:pPr>
       <w:r>
@@ -523,6 +529,7 @@
     <w:p>
       <w:pPr>
         <w:pStyle w:val="Heading2"/>
+        <w:keepNext/>
         <w:spacing w:after="140" w:before="280"/>
       </w:pPr>
       <w:r>
@@ -635,6 +642,7 @@
     <w:p>
       <w:pPr>
         <w:pStyle w:val="Heading1"/>
+        <w:keepNext/>
         <w:spacing w:after="140" w:before="280"/>
       </w:pPr>
       <w:r>
@@ -680,6 +688,7 @@
       </w:tblGrid>
       <w:tr>
         <w:trPr>
+          <w:cantSplit/>
           <w:tblHeader/>
         </w:trPr>
         <w:tc>
@@ -734,6 +743,9 @@
         </w:tc>
       </w:tr>
       <w:tr>
+        <w:trPr>
+          <w:cantSplit/>
+        </w:trPr>
         <w:tc>
           <w:tcPr>
             <w:tcW w:type="dxa" w:w="3000"/>
@@ -778,6 +790,9 @@
         </w:tc>
       </w:tr>
       <w:tr>
+        <w:trPr>
+          <w:cantSplit/>
+        </w:trPr>
         <w:tc>
           <w:tcPr>
             <w:tcW w:type="dxa" w:w="3000"/>
@@ -822,6 +837,9 @@
         </w:tc>
       </w:tr>
       <w:tr>
+        <w:trPr>
+          <w:cantSplit/>
+        </w:trPr>
         <w:tc>
           <w:tcPr>
             <w:tcW w:type="dxa" w:w="3000"/>
@@ -866,6 +884,9 @@
         </w:tc>
       </w:tr>
       <w:tr>
+        <w:trPr>
+          <w:cantSplit/>
+        </w:trPr>
         <w:tc>
           <w:tcPr>
             <w:tcW w:type="dxa" w:w="3000"/>
@@ -913,6 +934,7 @@
     <w:p>
       <w:pPr>
         <w:pStyle w:val="Heading1"/>
+        <w:keepNext/>
         <w:spacing w:after="140" w:before="280"/>
       </w:pPr>
       <w:r>
@@ -929,6 +951,7 @@
     </w:p>
     <w:p>
       <w:pPr>
+        <w:keepNext/>
         <w:spacing w:after="120"/>
       </w:pPr>
       <w:r>
@@ -1055,6 +1078,7 @@
     <w:p>
       <w:pPr>
         <w:pStyle w:val="Heading1"/>
+        <w:keepNext/>
         <w:spacing w:after="140" w:before="280"/>
       </w:pPr>
       <w:r>
@@ -1324,7 +1348,11 @@
 <file path=word/styles.xml><?xml version="1.0" encoding="utf-8"?>
 <w:styles xmlns:mc="http://schemas.openxmlformats.org/markup-compatibility/2006" xmlns:r="http://schemas.openxmlformats.org/officeDocument/2006/relationships" xmlns:w="http://schemas.openxmlformats.org/wordprocessingml/2006/main" xmlns:w14="http://schemas.microsoft.com/office/word/2010/wordml" xmlns:w15="http://schemas.microsoft.com/office/word/2012/wordml" mc:Ignorable="w14 w15">
   <w:docDefaults>
-    <w:rPrDefault/>
+    <w:rPrDefault>
+      <w:rPr>
+        <w:rFonts w:ascii="IBM Plex Sans" w:eastAsia="IBM Plex Sans" w:hAnsi="IBM Plex Sans" w:cs="IBM Plex Sans"/>
+      </w:rPr>
+    </w:rPrDefault>
     <w:pPrDefault/>
   </w:docDefaults>
   <w:style w:type="paragraph" w:styleId="Title">

--- a/documentacion_proyecto/Parado_Automatico_Ideas.docx
+++ b/documentacion_proyecto/Parado_Automatico_Ideas.docx
@@ -242,7 +242,7 @@
           <w:sz w:val="22"/>
           <w:szCs w:val="22"/>
         </w:rPr>
-        <w:t xml:space="preserve">el sensor ya está montado sobre su eje (10/09/2026), se probó en protoboard (10/10/2026) y se conectó y se calibró en el telar (17/10/2026); falta pasarlo a la plaqueta y validar el conteo.</w:t>
+        <w:t xml:space="preserve">el sensor ya está montado sobre su eje (10/09/2026), se probó en protoboard (10/10/2026) y se conectó y se calibró en el telar (17/10/2026); falta conectarlo a su plaqueta, ya soldada, al instalar el gabinete, y validar el conteo.</w:t>
       </w:r>
     </w:p>
     <w:p>

--- a/documentacion_proyecto/Parado_Automatico_Ideas.docx
+++ b/documentacion_proyecto/Parado_Automatico_Ideas.docx
@@ -242,7 +242,7 @@
           <w:sz w:val="22"/>
           <w:szCs w:val="22"/>
         </w:rPr>
-        <w:t xml:space="preserve">el sensor ya está montado sobre su eje (10/09/2026), se probó en protoboard (10/10/2026) y se conectó y se calibró en el telar (17/10/2026); falta conectarlo a su plaqueta, ya soldada, al instalar el gabinete, y validar el conteo.</w:t>
+        <w:t xml:space="preserve">el sensor ya está montado sobre su eje (10/09/2026), se probó en protoboard (10/10/2026) y quedó instalado en el gabinete y contando en el telar (28/10/2026); falta validar el conteo, en el período de prueba hasta el 04/11/2026.</w:t>
       </w:r>
     </w:p>
     <w:p>

--- a/documentacion_proyecto/Parado_Automatico_Ideas.docx
+++ b/documentacion_proyecto/Parado_Automatico_Ideas.docx
@@ -242,7 +242,7 @@
           <w:sz w:val="22"/>
           <w:szCs w:val="22"/>
         </w:rPr>
-        <w:t xml:space="preserve">el sensor ya está montado sobre su eje (10/09/2026), se probó en protoboard (10/10/2026) y quedó instalado en el gabinete y contando en el telar (28/10/2026); falta validar el conteo, en el período de prueba hasta el 04/11/2026.</w:t>
+        <w:t xml:space="preserve">el sensor ya está montado sobre su eje (10/09/2026), se probó en protoboard (10/10/2026) y quedó instalado en el gabinete y contando en el telar (30/10/2026); falta validar el conteo, en el período de prueba hasta el 04/11/2026.</w:t>
       </w:r>
     </w:p>
     <w:p>
